--- a/public/inf-05/Інструкційна картка.docx
+++ b/public/inf-05/Інструкційна картка.docx
@@ -1,6 +1,6 @@
 
 <file path=word/document.xml><?xml version="1.0" encoding="utf-8"?>
-<w:document xmlns:wpc="http://schemas.microsoft.com/office/word/2010/wordprocessingCanvas" xmlns:cx="http://schemas.microsoft.com/office/drawing/2014/chartex" xmlns:cx1="http://schemas.microsoft.com/office/drawing/2015/9/8/chartex" xmlns:cx2="http://schemas.microsoft.com/office/drawing/2015/10/21/chartex" xmlns:cx3="http://schemas.microsoft.com/office/drawing/2016/5/9/chartex" xmlns:cx4="http://schemas.microsoft.com/office/drawing/2016/5/10/chartex" xmlns:cx5="http://schemas.microsoft.com/office/drawing/2016/5/11/chartex" xmlns:cx6="http://schemas.microsoft.com/office/drawing/2016/5/12/chartex" xmlns:cx7="http://schemas.microsoft.com/office/drawing/2016/5/13/chartex" xmlns:cx8="http://schemas.microsoft.com/office/drawing/2016/5/14/chartex" xmlns:mc="http://schemas.openxmlformats.org/markup-compatibility/2006" xmlns:aink="http://schemas.microsoft.com/office/drawing/2016/ink" xmlns:am3d="http://schemas.microsoft.com/office/drawing/2017/model3d" xmlns:o="urn:schemas-microsoft-com:office:office" xmlns:oel="http://schemas.microsoft.com/office/2019/extlst" xmlns:r="http://schemas.openxmlformats.org/officeDocument/2006/relationships" xmlns:m="http://schemas.openxmlformats.org/officeDocument/2006/math" xmlns:v="urn:schemas-microsoft-com:vml" xmlns:wp14="http://schemas.microsoft.com/office/word/2010/wordprocessingDrawing" xmlns:wp="http://schemas.openxmlformats.org/drawingml/2006/wordprocessingDrawing" xmlns:w10="urn:schemas-microsoft-com:office:word" xmlns:w="http://schemas.openxmlformats.org/wordprocessingml/2006/main" xmlns:w14="http://schemas.microsoft.com/office/word/2010/wordml" xmlns:w15="http://schemas.microsoft.com/office/word/2012/wordml" xmlns:w16cex="http://schemas.microsoft.com/office/word/2018/wordml/cex" xmlns:w16cid="http://schemas.microsoft.com/office/word/2016/wordml/cid" xmlns:w16="http://schemas.microsoft.com/office/word/2018/wordml" xmlns:w16sdtdh="http://schemas.microsoft.com/office/word/2020/wordml/sdtdatahash" xmlns:w16se="http://schemas.microsoft.com/office/word/2015/wordml/symex" xmlns:wpg="http://schemas.microsoft.com/office/word/2010/wordprocessingGroup" xmlns:wpi="http://schemas.microsoft.com/office/word/2010/wordprocessingInk" xmlns:wne="http://schemas.microsoft.com/office/word/2006/wordml" xmlns:wps="http://schemas.microsoft.com/office/word/2010/wordprocessingShape" mc:Ignorable="w14 w15 w16se w16cid w16 w16cex w16sdtdh wp14">
+<w:document xmlns:wpc="http://schemas.microsoft.com/office/word/2010/wordprocessingCanvas" xmlns:cx="http://schemas.microsoft.com/office/drawing/2014/chartex" xmlns:cx1="http://schemas.microsoft.com/office/drawing/2015/9/8/chartex" xmlns:cx2="http://schemas.microsoft.com/office/drawing/2015/10/21/chartex" xmlns:cx3="http://schemas.microsoft.com/office/drawing/2016/5/9/chartex" xmlns:cx4="http://schemas.microsoft.com/office/drawing/2016/5/10/chartex" xmlns:cx5="http://schemas.microsoft.com/office/drawing/2016/5/11/chartex" xmlns:cx6="http://schemas.microsoft.com/office/drawing/2016/5/12/chartex" xmlns:cx7="http://schemas.microsoft.com/office/drawing/2016/5/13/chartex" xmlns:cx8="http://schemas.microsoft.com/office/drawing/2016/5/14/chartex" xmlns:mc="http://schemas.openxmlformats.org/markup-compatibility/2006" xmlns:aink="http://schemas.microsoft.com/office/drawing/2016/ink" xmlns:am3d="http://schemas.microsoft.com/office/drawing/2017/model3d" xmlns:o="urn:schemas-microsoft-com:office:office" xmlns:r="http://schemas.openxmlformats.org/officeDocument/2006/relationships" xmlns:m="http://schemas.openxmlformats.org/officeDocument/2006/math" xmlns:v="urn:schemas-microsoft-com:vml" xmlns:wp14="http://schemas.microsoft.com/office/word/2010/wordprocessingDrawing" xmlns:wp="http://schemas.openxmlformats.org/drawingml/2006/wordprocessingDrawing" xmlns:w10="urn:schemas-microsoft-com:office:word" xmlns:w="http://schemas.openxmlformats.org/wordprocessingml/2006/main" xmlns:w14="http://schemas.microsoft.com/office/word/2010/wordml" xmlns:w15="http://schemas.microsoft.com/office/word/2012/wordml" xmlns:w16cex="http://schemas.microsoft.com/office/word/2018/wordml/cex" xmlns:w16cid="http://schemas.microsoft.com/office/word/2016/wordml/cid" xmlns:w16="http://schemas.microsoft.com/office/word/2018/wordml" xmlns:w16sdtdh="http://schemas.microsoft.com/office/word/2020/wordml/sdtdatahash" xmlns:w16se="http://schemas.microsoft.com/office/word/2015/wordml/symex" xmlns:wpg="http://schemas.microsoft.com/office/word/2010/wordprocessingGroup" xmlns:wpi="http://schemas.microsoft.com/office/word/2010/wordprocessingInk" xmlns:wne="http://schemas.microsoft.com/office/word/2006/wordml" xmlns:wps="http://schemas.microsoft.com/office/word/2010/wordprocessingShape" mc:Ignorable="w14 w15 w16se w16cid w16 w16cex w16sdtdh wp14">
   <w:body>
     <w:p>
       <w:pPr>
@@ -57,7 +57,7 @@
           <w:sz w:val="28"/>
           <w:szCs w:val="28"/>
         </w:rPr>
-        <w:t>22</w:t>
+        <w:t>25</w:t>
       </w:r>
       <w:r>
         <w:rPr>
@@ -86,6 +86,7 @@
         </w:rPr>
         <w:t xml:space="preserve"> </w:t>
       </w:r>
+      <w:bookmarkStart w:id="2" w:name="_Hlk118632857"/>
       <w:bookmarkEnd w:id="0"/>
       <w:r>
         <w:rPr>
@@ -94,35 +95,24 @@
           <w:sz w:val="28"/>
           <w:szCs w:val="28"/>
         </w:rPr>
-        <w:t>Складання алгоритмів із командами повторення</w:t>
+        <w:t xml:space="preserve">Програми для опрацювання електронних текстів: Блокнот, </w:t>
       </w:r>
+      <w:r>
+        <w:rPr>
+          <w:rFonts w:ascii="Times New Roman" w:hAnsi="Times New Roman" w:cs="Times New Roman"/>
+          <w:i/>
+          <w:sz w:val="28"/>
+          <w:szCs w:val="28"/>
+          <w:lang w:val="en-US"/>
+        </w:rPr>
+        <w:t>Microsoft Office Word, Libre Office</w:t>
+      </w:r>
+      <w:bookmarkEnd w:id="2"/>
     </w:p>
     <w:p>
       <w:pPr>
         <w:spacing w:line="276" w:lineRule="auto"/>
         <w:jc w:val="both"/>
-      </w:pPr>
-      <w:r>
-        <w:rPr>
-          <w:rFonts w:ascii="Times New Roman" w:hAnsi="Times New Roman" w:cs="Times New Roman"/>
-          <w:i/>
-          <w:sz w:val="28"/>
-          <w:szCs w:val="28"/>
-        </w:rPr>
-        <w:t xml:space="preserve"> </w:t>
-      </w:r>
-      <w:r>
-        <w:rPr>
-          <w:rFonts w:ascii="Times New Roman" w:eastAsia="Times New Roman" w:hAnsi="Times New Roman" w:cs="Times New Roman"/>
-          <w:i/>
-          <w:color w:val="000000"/>
-          <w:sz w:val="28"/>
-          <w:szCs w:val="28"/>
-          <w:lang w:eastAsia="uk-UA"/>
-        </w:rPr>
-        <w:t xml:space="preserve">Увага! </w:t>
-      </w:r>
-      <w:r>
         <w:rPr>
           <w:rFonts w:ascii="Times New Roman" w:eastAsia="Times New Roman" w:hAnsi="Times New Roman" w:cs="Times New Roman"/>
           <w:i/>
@@ -132,7 +122,26 @@
           <w:szCs w:val="28"/>
           <w:lang w:eastAsia="uk-UA"/>
         </w:rPr>
-        <w:t>Під час роботи з комп’ютером дотримуйтеся правил без</w:t>
+      </w:pPr>
+      <w:r>
+        <w:rPr>
+          <w:rFonts w:ascii="Times New Roman" w:hAnsi="Times New Roman" w:cs="Times New Roman"/>
+          <w:i/>
+          <w:sz w:val="28"/>
+          <w:szCs w:val="28"/>
+        </w:rPr>
+        <w:t xml:space="preserve"> </w:t>
+      </w:r>
+      <w:r>
+        <w:rPr>
+          <w:rFonts w:ascii="Times New Roman" w:eastAsia="Times New Roman" w:hAnsi="Times New Roman" w:cs="Times New Roman"/>
+          <w:i/>
+          <w:color w:val="000000"/>
+          <w:sz w:val="28"/>
+          <w:szCs w:val="28"/>
+          <w:lang w:eastAsia="uk-UA"/>
+        </w:rPr>
+        <w:t xml:space="preserve">Увага! </w:t>
       </w:r>
       <w:r>
         <w:rPr>
@@ -144,41 +153,26 @@
           <w:szCs w:val="28"/>
           <w:lang w:eastAsia="uk-UA"/>
         </w:rPr>
+        <w:t>Під час роботи з комп’ютером дотримуйтеся правил без</w:t>
+      </w:r>
+      <w:r>
+        <w:rPr>
+          <w:rFonts w:ascii="Times New Roman" w:eastAsia="Times New Roman" w:hAnsi="Times New Roman" w:cs="Times New Roman"/>
+          <w:i/>
+          <w:iCs/>
+          <w:color w:val="000000"/>
+          <w:sz w:val="28"/>
+          <w:szCs w:val="28"/>
+          <w:lang w:eastAsia="uk-UA"/>
+        </w:rPr>
         <w:softHyphen/>
         <w:t>пеки та санітарно-гігієнічних норм.</w:t>
       </w:r>
       <w:bookmarkEnd w:id="1"/>
-      <w:r>
-        <w:t xml:space="preserve"> </w:t>
-      </w:r>
     </w:p>
     <w:p>
       <w:pPr>
         <w:spacing w:line="276" w:lineRule="auto"/>
-        <w:jc w:val="center"/>
-        <w:rPr>
-          <w:rFonts w:ascii="Times New Roman" w:hAnsi="Times New Roman" w:cs="Times New Roman"/>
-          <w:b/>
-          <w:bCs/>
-          <w:sz w:val="28"/>
-          <w:szCs w:val="28"/>
-        </w:rPr>
-      </w:pPr>
-      <w:bookmarkStart w:id="2" w:name="_Hlk117453255"/>
-      <w:r>
-        <w:rPr>
-          <w:rFonts w:ascii="Times New Roman" w:hAnsi="Times New Roman" w:cs="Times New Roman"/>
-          <w:b/>
-          <w:bCs/>
-          <w:sz w:val="28"/>
-          <w:szCs w:val="28"/>
-        </w:rPr>
-        <w:t>М’ячі</w:t>
-      </w:r>
-    </w:p>
-    <w:p>
-      <w:pPr>
-        <w:spacing w:line="276" w:lineRule="auto"/>
         <w:jc w:val="both"/>
         <w:rPr>
           <w:rFonts w:ascii="Times New Roman" w:hAnsi="Times New Roman" w:cs="Times New Roman"/>
@@ -186,6 +180,7 @@
           <w:szCs w:val="28"/>
         </w:rPr>
       </w:pPr>
+      <w:bookmarkStart w:id="3" w:name="_Hlk118632836"/>
       <w:r>
         <w:rPr>
           <w:rFonts w:ascii="Times New Roman" w:hAnsi="Times New Roman" w:cs="Times New Roman"/>
@@ -218,9 +213,6 @@
       </w:r>
       <w:r>
         <w:rPr>
-          <w:rFonts w:ascii="Times New Roman" w:hAnsi="Times New Roman" w:cs="Times New Roman"/>
-          <w:b/>
-          <w:bCs/>
           <w:sz w:val="28"/>
           <w:szCs w:val="28"/>
         </w:rPr>
@@ -232,15 +224,17 @@
           <w:sz w:val="28"/>
           <w:szCs w:val="28"/>
         </w:rPr>
-        <w:t>Склади про</w:t>
+        <w:t xml:space="preserve">Текстовий документ </w:t>
       </w:r>
       <w:r>
         <w:rPr>
           <w:rFonts w:ascii="Times New Roman" w:hAnsi="Times New Roman" w:cs="Times New Roman"/>
-          <w:sz w:val="28"/>
-          <w:szCs w:val="28"/>
-        </w:rPr>
-        <w:t>є</w:t>
+          <w:i/>
+          <w:iCs/>
+          <w:sz w:val="28"/>
+          <w:szCs w:val="28"/>
+        </w:rPr>
+        <w:t>Цікаві місця України</w:t>
       </w:r>
       <w:r>
         <w:rPr>
@@ -248,43 +242,15 @@
           <w:sz w:val="28"/>
           <w:szCs w:val="28"/>
         </w:rPr>
-        <w:t xml:space="preserve">кт </w:t>
+        <w:t xml:space="preserve"> містить текстові об’єкти (слова, речення, абзаци, сторінки) та зображення. Визнач, значення яких властивостей цих об’єктів можна змінювати за допомогою контекстного меню</w:t>
       </w:r>
       <w:r>
         <w:rPr>
           <w:rFonts w:ascii="Times New Roman" w:hAnsi="Times New Roman" w:cs="Times New Roman"/>
-          <w:b/>
-          <w:bCs/>
-          <w:sz w:val="28"/>
-          <w:szCs w:val="28"/>
-        </w:rPr>
-        <w:t>М’ячі</w:t>
-      </w:r>
-      <w:r>
-        <w:rPr>
-          <w:rFonts w:ascii="Times New Roman" w:hAnsi="Times New Roman" w:cs="Times New Roman"/>
-          <w:sz w:val="28"/>
-          <w:szCs w:val="28"/>
-        </w:rPr>
-        <w:t xml:space="preserve"> в середовищі </w:t>
-      </w:r>
-      <w:proofErr w:type="spellStart"/>
-      <w:r>
-        <w:rPr>
-          <w:rFonts w:ascii="Times New Roman" w:hAnsi="Times New Roman" w:cs="Times New Roman"/>
-          <w:sz w:val="28"/>
-          <w:szCs w:val="28"/>
-        </w:rPr>
-        <w:t>Скретч</w:t>
-      </w:r>
-      <w:proofErr w:type="spellEnd"/>
-      <w:r>
-        <w:rPr>
-          <w:rFonts w:ascii="Times New Roman" w:hAnsi="Times New Roman" w:cs="Times New Roman"/>
-          <w:sz w:val="28"/>
-          <w:szCs w:val="28"/>
-        </w:rPr>
-        <w:t xml:space="preserve"> так, щоб рух кожного з м’ячів припинявся при наведенні на нього вказівника миші. </w:t>
+          <w:sz w:val="28"/>
+          <w:szCs w:val="28"/>
+        </w:rPr>
+        <w:t>.</w:t>
       </w:r>
     </w:p>
     <w:p>
@@ -308,51 +274,25 @@
           <w:sz w:val="28"/>
           <w:szCs w:val="28"/>
         </w:rPr>
-        <w:t xml:space="preserve">Відкрий середовище </w:t>
-      </w:r>
-      <w:proofErr w:type="spellStart"/>
-      <w:r>
-        <w:rPr>
-          <w:rFonts w:ascii="Times New Roman" w:hAnsi="Times New Roman" w:cs="Times New Roman"/>
-          <w:sz w:val="28"/>
-          <w:szCs w:val="28"/>
-        </w:rPr>
-        <w:t>Скретч</w:t>
-      </w:r>
-      <w:proofErr w:type="spellEnd"/>
-      <w:r>
-        <w:rPr>
-          <w:rFonts w:ascii="Times New Roman" w:hAnsi="Times New Roman" w:cs="Times New Roman"/>
-          <w:sz w:val="28"/>
-          <w:szCs w:val="28"/>
-        </w:rPr>
-        <w:t xml:space="preserve">. Додай до </w:t>
-      </w:r>
-      <w:proofErr w:type="spellStart"/>
-      <w:r>
-        <w:rPr>
-          <w:rFonts w:ascii="Times New Roman" w:hAnsi="Times New Roman" w:cs="Times New Roman"/>
-          <w:sz w:val="28"/>
-          <w:szCs w:val="28"/>
-        </w:rPr>
-        <w:t>проєкту</w:t>
-      </w:r>
-      <w:proofErr w:type="spellEnd"/>
-      <w:r>
-        <w:rPr>
-          <w:rFonts w:ascii="Times New Roman" w:hAnsi="Times New Roman" w:cs="Times New Roman"/>
-          <w:sz w:val="28"/>
-          <w:szCs w:val="28"/>
-        </w:rPr>
-        <w:t xml:space="preserve"> </w:t>
+        <w:t xml:space="preserve">Відкрий файл </w:t>
       </w:r>
       <w:r>
         <w:rPr>
           <w:rFonts w:ascii="Times New Roman" w:hAnsi="Times New Roman" w:cs="Times New Roman"/>
-          <w:sz w:val="28"/>
-          <w:szCs w:val="28"/>
-        </w:rPr>
-        <w:t xml:space="preserve">три виконавці — м’ячі. </w:t>
+          <w:i/>
+          <w:iCs/>
+          <w:sz w:val="28"/>
+          <w:szCs w:val="28"/>
+        </w:rPr>
+        <w:t>Цікаві місця України</w:t>
+      </w:r>
+      <w:r>
+        <w:rPr>
+          <w:rFonts w:ascii="Times New Roman" w:hAnsi="Times New Roman" w:cs="Times New Roman"/>
+          <w:sz w:val="28"/>
+          <w:szCs w:val="28"/>
+        </w:rPr>
+        <w:t xml:space="preserve">. </w:t>
       </w:r>
     </w:p>
     <w:p>
@@ -366,6 +306,8 @@
         <w:jc w:val="both"/>
         <w:rPr>
           <w:rFonts w:ascii="Times New Roman" w:hAnsi="Times New Roman" w:cs="Times New Roman"/>
+          <w:b/>
+          <w:bCs/>
           <w:sz w:val="28"/>
           <w:szCs w:val="28"/>
         </w:rPr>
@@ -376,16 +318,26 @@
           <w:sz w:val="28"/>
           <w:szCs w:val="28"/>
         </w:rPr>
-        <w:t>Встанови значення властивості Напрям для кожного з виконавця — донизу.</w:t>
+        <w:t>Виділи послідовно одне слово, речення та абзац тексту. Для кожного виділеного текстового об’єкта клацни правою кнопкою миші. Визнач, значення яких властивостей цих об’єктів можна змінити за допомогою інструментів у верхній частині контекстного меню</w:t>
+      </w:r>
+      <w:r>
+        <w:rPr>
+          <w:rFonts w:ascii="Times New Roman" w:hAnsi="Times New Roman" w:cs="Times New Roman"/>
+          <w:sz w:val="28"/>
+          <w:szCs w:val="28"/>
+        </w:rPr>
+        <w:t>.</w:t>
       </w:r>
     </w:p>
     <w:p>
       <w:pPr>
         <w:pStyle w:val="a3"/>
         <w:spacing w:line="276" w:lineRule="auto"/>
-        <w:jc w:val="center"/>
-        <w:rPr>
-          <w:rFonts w:ascii="Times New Roman" w:hAnsi="Times New Roman" w:cs="Times New Roman"/>
+        <w:jc w:val="both"/>
+        <w:rPr>
+          <w:rFonts w:ascii="Times New Roman" w:hAnsi="Times New Roman" w:cs="Times New Roman"/>
+          <w:b/>
+          <w:bCs/>
           <w:sz w:val="28"/>
           <w:szCs w:val="28"/>
         </w:rPr>
@@ -395,10 +347,10 @@
           <w:noProof/>
         </w:rPr>
         <w:drawing>
-          <wp:inline distT="0" distB="0" distL="0" distR="0" wp14:anchorId="13DF7AA2" wp14:editId="0A03F8C7">
-            <wp:extent cx="982980" cy="1205924"/>
-            <wp:effectExtent l="0" t="0" r="7620" b="0"/>
-            <wp:docPr id="1" name="Рисунок 1"/>
+          <wp:inline distT="0" distB="0" distL="0" distR="0" wp14:anchorId="3E23B99A" wp14:editId="379CB4C2">
+            <wp:extent cx="5648325" cy="1457325"/>
+            <wp:effectExtent l="19050" t="19050" r="28575" b="28575"/>
+            <wp:docPr id="2" name="Рисунок 2"/>
             <wp:cNvGraphicFramePr>
               <a:graphicFrameLocks xmlns:a="http://schemas.openxmlformats.org/drawingml/2006/main" noChangeAspect="1"/>
             </wp:cNvGraphicFramePr>
@@ -418,11 +370,16 @@
                   <pic:spPr>
                     <a:xfrm>
                       <a:off x="0" y="0"/>
-                      <a:ext cx="984826" cy="1208189"/>
+                      <a:ext cx="5648325" cy="1457325"/>
                     </a:xfrm>
                     <a:prstGeom prst="rect">
                       <a:avLst/>
                     </a:prstGeom>
+                    <a:ln>
+                      <a:solidFill>
+                        <a:schemeClr val="tx1"/>
+                      </a:solidFill>
+                    </a:ln>
                   </pic:spPr>
                 </pic:pic>
               </a:graphicData>
@@ -434,6 +391,20 @@
     <w:p>
       <w:pPr>
         <w:pStyle w:val="a3"/>
+        <w:spacing w:line="276" w:lineRule="auto"/>
+        <w:jc w:val="both"/>
+        <w:rPr>
+          <w:rFonts w:ascii="Times New Roman" w:hAnsi="Times New Roman" w:cs="Times New Roman"/>
+          <w:b/>
+          <w:bCs/>
+          <w:sz w:val="28"/>
+          <w:szCs w:val="28"/>
+        </w:rPr>
+      </w:pPr>
+    </w:p>
+    <w:p>
+      <w:pPr>
+        <w:pStyle w:val="a3"/>
         <w:numPr>
           <w:ilvl w:val="0"/>
           <w:numId w:val="30"/>
@@ -442,6 +413,8 @@
         <w:jc w:val="both"/>
         <w:rPr>
           <w:rFonts w:ascii="Times New Roman" w:hAnsi="Times New Roman" w:cs="Times New Roman"/>
+          <w:b/>
+          <w:bCs/>
           <w:sz w:val="28"/>
           <w:szCs w:val="28"/>
         </w:rPr>
@@ -452,7 +425,7 @@
           <w:sz w:val="28"/>
           <w:szCs w:val="28"/>
         </w:rPr>
-        <w:t>Склади алгоритм для м’яча: м’яч падає вниз, доки до нього не торкнуться вказівником миші. Використай команди:</w:t>
+        <w:t>Виділи зображення в документі та клацни на ньому правою кнопкою миші. Розглянь інструменти у верхній частині контекстного меню</w:t>
       </w:r>
       <w:r>
         <w:rPr>
@@ -460,16 +433,60 @@
           <w:sz w:val="28"/>
           <w:szCs w:val="28"/>
         </w:rPr>
-        <w:t xml:space="preserve"> </w:t>
+        <w:t xml:space="preserve">. </w:t>
+      </w:r>
+      <w:r>
+        <w:rPr>
+          <w:rFonts w:ascii="Times New Roman" w:hAnsi="Times New Roman" w:cs="Times New Roman"/>
+          <w:sz w:val="28"/>
+          <w:szCs w:val="28"/>
+        </w:rPr>
+        <w:t xml:space="preserve">Виконай затримку миші та скористайся спливаючими підказками. Значення яких властивостей зображення можна змінити за їх допомогою? </w:t>
       </w:r>
     </w:p>
     <w:p>
       <w:pPr>
         <w:pStyle w:val="a3"/>
+        <w:numPr>
+          <w:ilvl w:val="0"/>
+          <w:numId w:val="30"/>
+        </w:numPr>
         <w:spacing w:line="276" w:lineRule="auto"/>
+        <w:jc w:val="both"/>
+        <w:rPr>
+          <w:rFonts w:ascii="Times New Roman" w:hAnsi="Times New Roman" w:cs="Times New Roman"/>
+          <w:b/>
+          <w:bCs/>
+          <w:sz w:val="28"/>
+          <w:szCs w:val="28"/>
+        </w:rPr>
+      </w:pPr>
+      <w:r>
+        <w:rPr>
+          <w:rFonts w:ascii="Times New Roman" w:hAnsi="Times New Roman" w:cs="Times New Roman"/>
+          <w:sz w:val="28"/>
+          <w:szCs w:val="28"/>
+        </w:rPr>
+        <w:t>Закрий документ, не зберігаючи зміни</w:t>
+      </w:r>
+      <w:r>
+        <w:rPr>
+          <w:rFonts w:ascii="Times New Roman" w:hAnsi="Times New Roman" w:cs="Times New Roman"/>
+          <w:sz w:val="28"/>
+          <w:szCs w:val="28"/>
+        </w:rPr>
+        <w:t>.</w:t>
+      </w:r>
+    </w:p>
+    <w:p>
+      <w:pPr>
+        <w:spacing w:line="276" w:lineRule="auto"/>
+        <w:ind w:left="360"/>
         <w:jc w:val="center"/>
         <w:rPr>
           <w:rFonts w:ascii="Times New Roman" w:hAnsi="Times New Roman" w:cs="Times New Roman"/>
+          <w:b/>
+          <w:bCs/>
           <w:sz w:val="28"/>
           <w:szCs w:val="28"/>
         </w:rPr>
@@ -479,10 +496,10 @@
           <w:noProof/>
         </w:rPr>
         <w:drawing>
-          <wp:inline distT="0" distB="0" distL="0" distR="0" wp14:anchorId="16AA76AB" wp14:editId="2FE3595E">
-            <wp:extent cx="3311654" cy="1363815"/>
-            <wp:effectExtent l="0" t="0" r="3175" b="8255"/>
-            <wp:docPr id="2" name="Рисунок 2"/>
+          <wp:inline distT="0" distB="0" distL="0" distR="0" wp14:anchorId="61E309D7" wp14:editId="581472D1">
+            <wp:extent cx="3524250" cy="2495550"/>
+            <wp:effectExtent l="19050" t="19050" r="19050" b="19050"/>
+            <wp:docPr id="1" name="Рисунок 1"/>
             <wp:cNvGraphicFramePr>
               <a:graphicFrameLocks xmlns:a="http://schemas.openxmlformats.org/drawingml/2006/main" noChangeAspect="1"/>
             </wp:cNvGraphicFramePr>
@@ -502,11 +519,16 @@
                   <pic:spPr>
                     <a:xfrm>
                       <a:off x="0" y="0"/>
-                      <a:ext cx="3327649" cy="1370402"/>
+                      <a:ext cx="3524250" cy="2495550"/>
                     </a:xfrm>
                     <a:prstGeom prst="rect">
                       <a:avLst/>
                     </a:prstGeom>
+                    <a:ln>
+                      <a:solidFill>
+                        <a:schemeClr val="tx1"/>
+                      </a:solidFill>
+                    </a:ln>
                   </pic:spPr>
                 </pic:pic>
               </a:graphicData>
@@ -517,11 +539,20 @@
     </w:p>
     <w:p>
       <w:pPr>
-        <w:pStyle w:val="a3"/>
-        <w:numPr>
-          <w:ilvl w:val="0"/>
-          <w:numId w:val="30"/>
-        </w:numPr>
+        <w:spacing w:line="276" w:lineRule="auto"/>
+        <w:ind w:left="360"/>
+        <w:jc w:val="center"/>
+        <w:rPr>
+          <w:rFonts w:ascii="Times New Roman" w:hAnsi="Times New Roman" w:cs="Times New Roman"/>
+          <w:b/>
+          <w:bCs/>
+          <w:sz w:val="28"/>
+          <w:szCs w:val="28"/>
+        </w:rPr>
+      </w:pPr>
+    </w:p>
+    <w:p>
+      <w:pPr>
         <w:spacing w:line="276" w:lineRule="auto"/>
         <w:jc w:val="both"/>
         <w:rPr>
@@ -533,58 +564,13 @@
       <w:r>
         <w:rPr>
           <w:rFonts w:ascii="Times New Roman" w:hAnsi="Times New Roman" w:cs="Times New Roman"/>
-          <w:sz w:val="28"/>
-          <w:szCs w:val="28"/>
-        </w:rPr>
-        <w:t xml:space="preserve">Продублюй складений алгоритм для інших м’ячів. Запусти алгоритм на виконання. Переконайся, що всі м’ячі перемістились до нижньої межі сцени. Перемісти їх мишею на попереднє місце і спробуй зловити. </w:t>
-      </w:r>
-    </w:p>
-    <w:p>
-      <w:pPr>
-        <w:pStyle w:val="a3"/>
-        <w:numPr>
-          <w:ilvl w:val="0"/>
-          <w:numId w:val="30"/>
-        </w:numPr>
-        <w:spacing w:line="276" w:lineRule="auto"/>
-        <w:jc w:val="both"/>
-        <w:rPr>
-          <w:rFonts w:ascii="Times New Roman" w:hAnsi="Times New Roman" w:cs="Times New Roman"/>
-          <w:sz w:val="28"/>
-          <w:szCs w:val="28"/>
-        </w:rPr>
-      </w:pPr>
-      <w:r>
-        <w:rPr>
-          <w:rFonts w:ascii="Times New Roman" w:hAnsi="Times New Roman" w:cs="Times New Roman"/>
-          <w:sz w:val="28"/>
-          <w:szCs w:val="28"/>
-        </w:rPr>
-        <w:t>Зміни алгоритми для кожного з виконавців так, щоб м’ячі опускались донизу з різною швидкістю. Поміркуй, яку команду можна використати для цього.</w:t>
-      </w:r>
-    </w:p>
-    <w:p>
-      <w:pPr>
-        <w:pStyle w:val="a3"/>
-        <w:numPr>
-          <w:ilvl w:val="0"/>
-          <w:numId w:val="30"/>
-        </w:numPr>
-        <w:spacing w:line="276" w:lineRule="auto"/>
-        <w:jc w:val="both"/>
-        <w:rPr>
-          <w:rFonts w:ascii="Times New Roman" w:hAnsi="Times New Roman" w:cs="Times New Roman"/>
-          <w:sz w:val="28"/>
-          <w:szCs w:val="28"/>
-        </w:rPr>
-      </w:pPr>
-      <w:r>
-        <w:rPr>
-          <w:rFonts w:ascii="Times New Roman" w:hAnsi="Times New Roman" w:cs="Times New Roman"/>
-          <w:sz w:val="28"/>
-          <w:szCs w:val="28"/>
-        </w:rPr>
-        <w:t>Збережи про</w:t>
+          <w:b/>
+          <w:bCs/>
+          <w:sz w:val="28"/>
+          <w:szCs w:val="28"/>
+        </w:rPr>
+        <w:lastRenderedPageBreak/>
+        <w:t xml:space="preserve">Завдання 2. </w:t>
       </w:r>
       <w:r>
         <w:rPr>
@@ -592,73 +578,25 @@
           <w:sz w:val="28"/>
           <w:szCs w:val="28"/>
         </w:rPr>
-        <w:t>є</w:t>
+        <w:t>При введенні та опрацюванні текстів дотримуються певних правил. Скористайся інструкцією, щоб пригадати їх (</w:t>
       </w:r>
       <w:r>
         <w:rPr>
           <w:rFonts w:ascii="Times New Roman" w:hAnsi="Times New Roman" w:cs="Times New Roman"/>
-          <w:sz w:val="28"/>
-          <w:szCs w:val="28"/>
-        </w:rPr>
-        <w:t xml:space="preserve">кт у файлі з назвою </w:t>
+          <w:i/>
+          <w:iCs/>
+          <w:sz w:val="28"/>
+          <w:szCs w:val="28"/>
+        </w:rPr>
+        <w:t>Інструкція_текст</w:t>
       </w:r>
       <w:r>
         <w:rPr>
           <w:rFonts w:ascii="Times New Roman" w:hAnsi="Times New Roman" w:cs="Times New Roman"/>
-          <w:b/>
-          <w:bCs/>
-          <w:sz w:val="28"/>
-          <w:szCs w:val="28"/>
-        </w:rPr>
-        <w:t>М’ячі</w:t>
-      </w:r>
-      <w:r>
-        <w:rPr>
-          <w:rFonts w:ascii="Times New Roman" w:hAnsi="Times New Roman" w:cs="Times New Roman"/>
-          <w:sz w:val="28"/>
-          <w:szCs w:val="28"/>
-        </w:rPr>
-        <w:t xml:space="preserve"> в папку </w:t>
-      </w:r>
-      <w:proofErr w:type="spellStart"/>
-      <w:r>
-        <w:rPr>
-          <w:rFonts w:ascii="Times New Roman" w:hAnsi="Times New Roman" w:cs="Times New Roman"/>
-          <w:i/>
-          <w:iCs/>
-          <w:sz w:val="28"/>
-          <w:szCs w:val="28"/>
-        </w:rPr>
-        <w:t>Про</w:t>
-      </w:r>
-      <w:r>
-        <w:rPr>
-          <w:rFonts w:ascii="Times New Roman" w:hAnsi="Times New Roman" w:cs="Times New Roman"/>
-          <w:i/>
-          <w:iCs/>
-          <w:sz w:val="28"/>
-          <w:szCs w:val="28"/>
-        </w:rPr>
-        <w:t>є</w:t>
-      </w:r>
-      <w:r>
-        <w:rPr>
-          <w:rFonts w:ascii="Times New Roman" w:hAnsi="Times New Roman" w:cs="Times New Roman"/>
-          <w:i/>
-          <w:iCs/>
-          <w:sz w:val="28"/>
-          <w:szCs w:val="28"/>
-        </w:rPr>
-        <w:t>кти</w:t>
-      </w:r>
-      <w:proofErr w:type="spellEnd"/>
-      <w:r>
-        <w:rPr>
-          <w:rFonts w:ascii="Times New Roman" w:hAnsi="Times New Roman" w:cs="Times New Roman"/>
-          <w:sz w:val="28"/>
-          <w:szCs w:val="28"/>
-        </w:rPr>
-        <w:t>. Покажи результат</w:t>
+          <w:sz w:val="28"/>
+          <w:szCs w:val="28"/>
+        </w:rPr>
+        <w:t>). Відшукай у тексті допущені</w:t>
       </w:r>
       <w:r>
         <w:rPr>
@@ -674,111 +612,7 @@
           <w:sz w:val="28"/>
           <w:szCs w:val="28"/>
         </w:rPr>
-        <w:t>у класі.</w:t>
-      </w:r>
-    </w:p>
-    <w:p>
-      <w:pPr>
-        <w:spacing w:line="276" w:lineRule="auto"/>
-        <w:jc w:val="center"/>
-        <w:rPr>
-          <w:rFonts w:ascii="Times New Roman" w:hAnsi="Times New Roman" w:cs="Times New Roman"/>
-          <w:b/>
-          <w:bCs/>
-          <w:sz w:val="28"/>
-          <w:szCs w:val="28"/>
-        </w:rPr>
-      </w:pPr>
-      <w:r>
-        <w:rPr>
-          <w:rFonts w:ascii="Times New Roman" w:hAnsi="Times New Roman" w:cs="Times New Roman"/>
-          <w:b/>
-          <w:bCs/>
-          <w:sz w:val="28"/>
-          <w:szCs w:val="28"/>
-        </w:rPr>
-        <w:t>Бджола</w:t>
-      </w:r>
-    </w:p>
-    <w:p>
-      <w:pPr>
-        <w:spacing w:line="276" w:lineRule="auto"/>
-        <w:jc w:val="both"/>
-        <w:rPr>
-          <w:rFonts w:ascii="Times New Roman" w:hAnsi="Times New Roman" w:cs="Times New Roman"/>
-          <w:sz w:val="28"/>
-          <w:szCs w:val="28"/>
-        </w:rPr>
-      </w:pPr>
-      <w:r>
-        <w:rPr>
-          <w:rFonts w:ascii="Times New Roman" w:hAnsi="Times New Roman" w:cs="Times New Roman"/>
-          <w:b/>
-          <w:bCs/>
-          <w:sz w:val="28"/>
-          <w:szCs w:val="28"/>
-        </w:rPr>
-        <w:t>Завдання 2</w:t>
-      </w:r>
-      <w:r>
-        <w:rPr>
-          <w:rFonts w:ascii="Times New Roman" w:hAnsi="Times New Roman" w:cs="Times New Roman"/>
-          <w:b/>
-          <w:bCs/>
-          <w:sz w:val="28"/>
-          <w:szCs w:val="28"/>
-        </w:rPr>
-        <w:t>.</w:t>
-      </w:r>
-      <w:r>
-        <w:rPr>
-          <w:rFonts w:ascii="Times New Roman" w:hAnsi="Times New Roman" w:cs="Times New Roman"/>
-          <w:sz w:val="28"/>
-          <w:szCs w:val="28"/>
-        </w:rPr>
-        <w:t xml:space="preserve"> Склади про</w:t>
-      </w:r>
-      <w:r>
-        <w:rPr>
-          <w:rFonts w:ascii="Times New Roman" w:hAnsi="Times New Roman" w:cs="Times New Roman"/>
-          <w:sz w:val="28"/>
-          <w:szCs w:val="28"/>
-        </w:rPr>
-        <w:t>є</w:t>
-      </w:r>
-      <w:r>
-        <w:rPr>
-          <w:rFonts w:ascii="Times New Roman" w:hAnsi="Times New Roman" w:cs="Times New Roman"/>
-          <w:sz w:val="28"/>
-          <w:szCs w:val="28"/>
-        </w:rPr>
-        <w:t xml:space="preserve">кт, у якому після натиснення на кнопку </w:t>
-      </w:r>
-      <w:r>
-        <w:rPr>
-          <w:rFonts w:ascii="Times New Roman" w:hAnsi="Times New Roman" w:cs="Times New Roman"/>
-          <w:b/>
-          <w:bCs/>
-          <w:sz w:val="28"/>
-          <w:szCs w:val="28"/>
-        </w:rPr>
-        <w:t>Запуск програми</w:t>
-      </w:r>
-      <w:r>
-        <w:rPr>
-          <w:rFonts w:ascii="Times New Roman" w:hAnsi="Times New Roman" w:cs="Times New Roman"/>
-          <w:sz w:val="28"/>
-          <w:szCs w:val="28"/>
-        </w:rPr>
-        <w:t xml:space="preserve"> бджола рухатиметься по сцені у випадковому напрямку, доки не торкнеться синьої або червоної квітки. Після чого бджола набуває ефекту «здуття».</w:t>
-      </w:r>
-      <w:r>
-        <w:rPr>
-          <w:rFonts w:ascii="Times New Roman" w:hAnsi="Times New Roman" w:cs="Times New Roman"/>
-          <w:sz w:val="28"/>
-          <w:szCs w:val="28"/>
-        </w:rPr>
-        <w:t xml:space="preserve"> </w:t>
+        <w:t xml:space="preserve">помилки. </w:t>
       </w:r>
     </w:p>
     <w:p>
@@ -789,14 +623,13 @@
           <w:numId w:val="31"/>
         </w:numPr>
         <w:spacing w:line="276" w:lineRule="auto"/>
-        <w:ind w:left="709" w:hanging="283"/>
         <w:jc w:val="both"/>
         <w:rPr>
           <w:rFonts w:ascii="Times New Roman" w:hAnsi="Times New Roman" w:cs="Times New Roman"/>
           <w:b/>
           <w:bCs/>
-          <w:sz w:val="72"/>
-          <w:szCs w:val="72"/>
+          <w:sz w:val="36"/>
+          <w:szCs w:val="36"/>
         </w:rPr>
       </w:pPr>
       <w:r>
@@ -805,42 +638,17 @@
           <w:sz w:val="28"/>
           <w:szCs w:val="28"/>
         </w:rPr>
-        <w:t xml:space="preserve">Відкрий середовище </w:t>
-      </w:r>
-      <w:proofErr w:type="spellStart"/>
-      <w:r>
-        <w:rPr>
-          <w:rFonts w:ascii="Times New Roman" w:hAnsi="Times New Roman" w:cs="Times New Roman"/>
-          <w:sz w:val="28"/>
-          <w:szCs w:val="28"/>
-        </w:rPr>
-        <w:t>Скретч</w:t>
-      </w:r>
-      <w:proofErr w:type="spellEnd"/>
-      <w:r>
-        <w:rPr>
-          <w:rFonts w:ascii="Times New Roman" w:hAnsi="Times New Roman" w:cs="Times New Roman"/>
-          <w:sz w:val="28"/>
-          <w:szCs w:val="28"/>
-        </w:rPr>
-        <w:t xml:space="preserve">. Додай до </w:t>
-      </w:r>
-      <w:proofErr w:type="spellStart"/>
-      <w:r>
-        <w:rPr>
-          <w:rFonts w:ascii="Times New Roman" w:hAnsi="Times New Roman" w:cs="Times New Roman"/>
-          <w:sz w:val="28"/>
-          <w:szCs w:val="28"/>
-        </w:rPr>
-        <w:t>про</w:t>
+        <w:t xml:space="preserve">Відкрий текстовий документ </w:t>
       </w:r>
       <w:r>
         <w:rPr>
           <w:rFonts w:ascii="Times New Roman" w:hAnsi="Times New Roman" w:cs="Times New Roman"/>
-          <w:sz w:val="28"/>
-          <w:szCs w:val="28"/>
-        </w:rPr>
-        <w:t>є</w:t>
+          <w:i/>
+          <w:iCs/>
+          <w:sz w:val="28"/>
+          <w:szCs w:val="28"/>
+        </w:rPr>
+        <w:t>Бюджет</w:t>
       </w:r>
       <w:r>
         <w:rPr>
@@ -848,300 +656,99 @@
           <w:sz w:val="28"/>
           <w:szCs w:val="28"/>
         </w:rPr>
-        <w:t>кту</w:t>
-      </w:r>
-      <w:proofErr w:type="spellEnd"/>
-      <w:r>
-        <w:rPr>
-          <w:rFonts w:ascii="Times New Roman" w:hAnsi="Times New Roman" w:cs="Times New Roman"/>
-          <w:sz w:val="28"/>
-          <w:szCs w:val="28"/>
-        </w:rPr>
-        <w:t xml:space="preserve"> бджолу та квіти червоного та синього кольорів. </w:t>
+        <w:t xml:space="preserve">. Відредагуй його. </w:t>
       </w:r>
     </w:p>
     <w:p>
       <w:pPr>
         <w:pStyle w:val="a3"/>
-        <w:numPr>
-          <w:ilvl w:val="0"/>
-          <w:numId w:val="31"/>
-        </w:numPr>
         <w:spacing w:line="276" w:lineRule="auto"/>
-        <w:ind w:left="709" w:hanging="283"/>
         <w:jc w:val="both"/>
         <w:rPr>
           <w:rFonts w:ascii="Times New Roman" w:hAnsi="Times New Roman" w:cs="Times New Roman"/>
-          <w:b/>
-          <w:bCs/>
-          <w:sz w:val="72"/>
-          <w:szCs w:val="72"/>
-        </w:rPr>
-      </w:pPr>
-      <w:proofErr w:type="spellStart"/>
+          <w:sz w:val="28"/>
+          <w:szCs w:val="28"/>
+        </w:rPr>
+      </w:pPr>
+    </w:p>
+    <w:p>
+      <w:pPr>
+        <w:pStyle w:val="a3"/>
+        <w:spacing w:line="276" w:lineRule="auto"/>
+        <w:jc w:val="both"/>
+        <w:rPr>
+          <w:rFonts w:ascii="Times New Roman" w:hAnsi="Times New Roman" w:cs="Times New Roman"/>
+          <w:i/>
+          <w:iCs/>
+          <w:sz w:val="28"/>
+          <w:szCs w:val="28"/>
+        </w:rPr>
+      </w:pPr>
       <w:r>
         <w:rPr>
           <w:rFonts w:ascii="Times New Roman" w:hAnsi="Times New Roman" w:cs="Times New Roman"/>
-          <w:sz w:val="28"/>
-          <w:szCs w:val="28"/>
-        </w:rPr>
-        <w:t>Обери</w:t>
-      </w:r>
-      <w:proofErr w:type="spellEnd"/>
-      <w:r>
-        <w:rPr>
-          <w:rFonts w:ascii="Times New Roman" w:hAnsi="Times New Roman" w:cs="Times New Roman"/>
-          <w:sz w:val="28"/>
-          <w:szCs w:val="28"/>
-        </w:rPr>
-        <w:t xml:space="preserve"> із запропонованого списку команди, які реалізу</w:t>
-      </w:r>
-      <w:r>
-        <w:rPr>
-          <w:rFonts w:ascii="Times New Roman" w:hAnsi="Times New Roman" w:cs="Times New Roman"/>
-          <w:sz w:val="28"/>
-          <w:szCs w:val="28"/>
-        </w:rPr>
-        <w:t>ють в умові завдання подію.</w:t>
+          <w:i/>
+          <w:iCs/>
+          <w:sz w:val="28"/>
+          <w:szCs w:val="28"/>
+        </w:rPr>
+        <w:t xml:space="preserve">Бюджет. </w:t>
       </w:r>
     </w:p>
     <w:p>
       <w:pPr>
         <w:pStyle w:val="a3"/>
         <w:spacing w:line="276" w:lineRule="auto"/>
-        <w:ind w:left="0"/>
-        <w:jc w:val="center"/>
-        <w:rPr>
-          <w:rFonts w:ascii="Times New Roman" w:hAnsi="Times New Roman" w:cs="Times New Roman"/>
-          <w:b/>
-          <w:bCs/>
-          <w:sz w:val="72"/>
-          <w:szCs w:val="72"/>
+        <w:jc w:val="both"/>
+        <w:rPr>
+          <w:rFonts w:ascii="Times New Roman" w:hAnsi="Times New Roman" w:cs="Times New Roman"/>
+          <w:i/>
+          <w:iCs/>
+          <w:sz w:val="28"/>
+          <w:szCs w:val="28"/>
         </w:rPr>
       </w:pPr>
       <w:r>
         <w:rPr>
-          <w:noProof/>
-        </w:rPr>
-        <w:lastRenderedPageBreak/>
-        <w:drawing>
-          <wp:inline distT="0" distB="0" distL="0" distR="0" wp14:anchorId="43AD9E9A" wp14:editId="3DD764F2">
-            <wp:extent cx="5145755" cy="2455545"/>
-            <wp:effectExtent l="0" t="0" r="0" b="1905"/>
-            <wp:docPr id="7" name="Рисунок 7"/>
-            <wp:cNvGraphicFramePr>
-              <a:graphicFrameLocks xmlns:a="http://schemas.openxmlformats.org/drawingml/2006/main" noChangeAspect="1"/>
-            </wp:cNvGraphicFramePr>
-            <a:graphic xmlns:a="http://schemas.openxmlformats.org/drawingml/2006/main">
-              <a:graphicData uri="http://schemas.openxmlformats.org/drawingml/2006/picture">
-                <pic:pic xmlns:pic="http://schemas.openxmlformats.org/drawingml/2006/picture">
-                  <pic:nvPicPr>
-                    <pic:cNvPr id="1" name=""/>
-                    <pic:cNvPicPr/>
-                  </pic:nvPicPr>
-                  <pic:blipFill>
-                    <a:blip r:embed="rId7"/>
-                    <a:stretch>
-                      <a:fillRect/>
-                    </a:stretch>
-                  </pic:blipFill>
-                  <pic:spPr>
-                    <a:xfrm>
-                      <a:off x="0" y="0"/>
-                      <a:ext cx="5147761" cy="2456502"/>
-                    </a:xfrm>
-                    <a:prstGeom prst="rect">
-                      <a:avLst/>
-                    </a:prstGeom>
-                  </pic:spPr>
-                </pic:pic>
-              </a:graphicData>
-            </a:graphic>
-          </wp:inline>
-        </w:drawing>
-      </w:r>
-    </w:p>
-    <w:p>
-      <w:pPr>
-        <w:pStyle w:val="a3"/>
-        <w:numPr>
-          <w:ilvl w:val="0"/>
-          <w:numId w:val="31"/>
-        </w:numPr>
-        <w:spacing w:line="276" w:lineRule="auto"/>
-        <w:ind w:left="709" w:hanging="283"/>
-        <w:jc w:val="both"/>
-        <w:rPr>
-          <w:rFonts w:ascii="Times New Roman" w:hAnsi="Times New Roman" w:cs="Times New Roman"/>
-          <w:b/>
-          <w:bCs/>
-          <w:sz w:val="72"/>
-          <w:szCs w:val="72"/>
-        </w:rPr>
-      </w:pPr>
-      <w:r>
-        <w:rPr>
-          <w:rFonts w:ascii="Times New Roman" w:hAnsi="Times New Roman" w:cs="Times New Roman"/>
-          <w:sz w:val="28"/>
-          <w:szCs w:val="28"/>
-        </w:rPr>
-        <w:t xml:space="preserve">Склади з обраних команд алгоритм. Додай команди або блоки, яких бракує. </w:t>
-      </w:r>
-    </w:p>
-    <w:p>
-      <w:pPr>
-        <w:pStyle w:val="a3"/>
-        <w:numPr>
-          <w:ilvl w:val="0"/>
-          <w:numId w:val="31"/>
-        </w:numPr>
-        <w:spacing w:line="276" w:lineRule="auto"/>
-        <w:ind w:left="709" w:hanging="283"/>
-        <w:jc w:val="both"/>
-        <w:rPr>
-          <w:rFonts w:ascii="Times New Roman" w:hAnsi="Times New Roman" w:cs="Times New Roman"/>
-          <w:b/>
-          <w:bCs/>
-          <w:sz w:val="72"/>
-          <w:szCs w:val="72"/>
-        </w:rPr>
-      </w:pPr>
-      <w:r>
-        <w:rPr>
-          <w:rFonts w:ascii="Times New Roman" w:hAnsi="Times New Roman" w:cs="Times New Roman"/>
-          <w:sz w:val="28"/>
-          <w:szCs w:val="28"/>
-        </w:rPr>
-        <w:t xml:space="preserve">Запусти складений алгоритм на виконання. Переконайся, що на сцені відбуваються описані в завданні події. За потреби </w:t>
-      </w:r>
-      <w:proofErr w:type="spellStart"/>
-      <w:r>
-        <w:rPr>
-          <w:rFonts w:ascii="Times New Roman" w:hAnsi="Times New Roman" w:cs="Times New Roman"/>
-          <w:sz w:val="28"/>
-          <w:szCs w:val="28"/>
-        </w:rPr>
-        <w:t>внеси</w:t>
-      </w:r>
-      <w:proofErr w:type="spellEnd"/>
-      <w:r>
-        <w:rPr>
-          <w:rFonts w:ascii="Times New Roman" w:hAnsi="Times New Roman" w:cs="Times New Roman"/>
-          <w:sz w:val="28"/>
-          <w:szCs w:val="28"/>
-        </w:rPr>
-        <w:t xml:space="preserve"> зміни до алгоритму.</w:t>
-      </w:r>
-    </w:p>
-    <w:p>
-      <w:pPr>
-        <w:pStyle w:val="a3"/>
-        <w:numPr>
-          <w:ilvl w:val="0"/>
-          <w:numId w:val="31"/>
-        </w:numPr>
-        <w:spacing w:line="276" w:lineRule="auto"/>
-        <w:ind w:left="709" w:hanging="283"/>
-        <w:jc w:val="both"/>
-        <w:rPr>
-          <w:rFonts w:ascii="Times New Roman" w:hAnsi="Times New Roman" w:cs="Times New Roman"/>
-          <w:b/>
-          <w:bCs/>
-          <w:sz w:val="72"/>
-          <w:szCs w:val="72"/>
-        </w:rPr>
-      </w:pPr>
-      <w:r>
-        <w:rPr>
-          <w:rFonts w:ascii="Times New Roman" w:hAnsi="Times New Roman" w:cs="Times New Roman"/>
-          <w:sz w:val="28"/>
-          <w:szCs w:val="28"/>
-        </w:rPr>
-        <w:t>Збережи про</w:t>
+          <w:rFonts w:ascii="Times New Roman" w:hAnsi="Times New Roman" w:cs="Times New Roman"/>
+          <w:i/>
+          <w:iCs/>
+          <w:sz w:val="28"/>
+          <w:szCs w:val="28"/>
+        </w:rPr>
+        <w:t>Бюджет сімї-це план , де враховуються доходи й поануються витрати родини . Бюджет у перекладі з англійської — « грошова сумка ». Кошти бюджету витрачаються для задоволення всіх потреб</w:t>
       </w:r>
       <w:r>
         <w:rPr>
           <w:rFonts w:ascii="Times New Roman" w:hAnsi="Times New Roman" w:cs="Times New Roman"/>
-          <w:sz w:val="28"/>
-          <w:szCs w:val="28"/>
-        </w:rPr>
-        <w:t>є</w:t>
+          <w:i/>
+          <w:iCs/>
+          <w:sz w:val="28"/>
+          <w:szCs w:val="28"/>
+        </w:rPr>
+        <w:t xml:space="preserve"> </w:t>
       </w:r>
       <w:r>
         <w:rPr>
           <w:rFonts w:ascii="Times New Roman" w:hAnsi="Times New Roman" w:cs="Times New Roman"/>
-          <w:sz w:val="28"/>
-          <w:szCs w:val="28"/>
-        </w:rPr>
-        <w:t xml:space="preserve">кт з іменем </w:t>
+          <w:i/>
+          <w:iCs/>
+          <w:sz w:val="28"/>
+          <w:szCs w:val="28"/>
+        </w:rPr>
+        <w:t>родини ( житло, харчуваня, потреби на ведення господарства тощо ). Родина не може витрачати більше, аніж зароблюють її працездатні члени</w:t>
       </w:r>
       <w:r>
         <w:rPr>
           <w:rFonts w:ascii="Times New Roman" w:hAnsi="Times New Roman" w:cs="Times New Roman"/>
-          <w:b/>
-          <w:bCs/>
-          <w:sz w:val="28"/>
-          <w:szCs w:val="28"/>
-        </w:rPr>
-        <w:t>Бджола</w:t>
-      </w:r>
-      <w:r>
-        <w:rPr>
-          <w:rFonts w:ascii="Times New Roman" w:hAnsi="Times New Roman" w:cs="Times New Roman"/>
-          <w:sz w:val="28"/>
-          <w:szCs w:val="28"/>
-        </w:rPr>
-        <w:t xml:space="preserve"> в папці </w:t>
-      </w:r>
-      <w:proofErr w:type="spellStart"/>
-      <w:r>
-        <w:rPr>
-          <w:rFonts w:ascii="Times New Roman" w:hAnsi="Times New Roman" w:cs="Times New Roman"/>
           <w:i/>
           <w:iCs/>
           <w:sz w:val="28"/>
           <w:szCs w:val="28"/>
         </w:rPr>
-        <w:t>Про</w:t>
+        <w:t>.</w:t>
       </w:r>
-      <w:r>
-        <w:rPr>
-          <w:rFonts w:ascii="Times New Roman" w:hAnsi="Times New Roman" w:cs="Times New Roman"/>
-          <w:i/>
-          <w:iCs/>
-          <w:sz w:val="28"/>
-          <w:szCs w:val="28"/>
-        </w:rPr>
-        <w:t>є</w:t>
-      </w:r>
-      <w:r>
-        <w:rPr>
-          <w:rFonts w:ascii="Times New Roman" w:hAnsi="Times New Roman" w:cs="Times New Roman"/>
-          <w:i/>
-          <w:iCs/>
-          <w:sz w:val="28"/>
-          <w:szCs w:val="28"/>
-        </w:rPr>
-        <w:t>кти</w:t>
-      </w:r>
-      <w:proofErr w:type="spellEnd"/>
-      <w:r>
-        <w:rPr>
-          <w:rFonts w:ascii="Times New Roman" w:hAnsi="Times New Roman" w:cs="Times New Roman"/>
-          <w:sz w:val="28"/>
-          <w:szCs w:val="28"/>
-        </w:rPr>
-        <w:t xml:space="preserve"> своєї структури</w:t>
-      </w:r>
-      <w:r>
-        <w:rPr>
-          <w:rFonts w:ascii="Times New Roman" w:hAnsi="Times New Roman" w:cs="Times New Roman"/>
-          <w:sz w:val="28"/>
-          <w:szCs w:val="28"/>
-        </w:rPr>
-        <w:t xml:space="preserve"> папок.</w:t>
-      </w:r>
-      <w:bookmarkEnd w:id="2"/>
+      <w:bookmarkEnd w:id="3"/>
     </w:p>
     <w:sectPr>
       <w:pgSz w:w="11906" w:h="16838"/>
@@ -1154,7 +761,7 @@
 </file>
 
 <file path=word/numbering.xml><?xml version="1.0" encoding="utf-8"?>
-<w:numbering xmlns:wpc="http://schemas.microsoft.com/office/word/2010/wordprocessingCanvas" xmlns:cx="http://schemas.microsoft.com/office/drawing/2014/chartex" xmlns:cx1="http://schemas.microsoft.com/office/drawing/2015/9/8/chartex" xmlns:cx2="http://schemas.microsoft.com/office/drawing/2015/10/21/chartex" xmlns:cx3="http://schemas.microsoft.com/office/drawing/2016/5/9/chartex" xmlns:cx4="http://schemas.microsoft.com/office/drawing/2016/5/10/chartex" xmlns:cx5="http://schemas.microsoft.com/office/drawing/2016/5/11/chartex" xmlns:cx6="http://schemas.microsoft.com/office/drawing/2016/5/12/chartex" xmlns:cx7="http://schemas.microsoft.com/office/drawing/2016/5/13/chartex" xmlns:cx8="http://schemas.microsoft.com/office/drawing/2016/5/14/chartex" xmlns:mc="http://schemas.openxmlformats.org/markup-compatibility/2006" xmlns:aink="http://schemas.microsoft.com/office/drawing/2016/ink" xmlns:am3d="http://schemas.microsoft.com/office/drawing/2017/model3d" xmlns:o="urn:schemas-microsoft-com:office:office" xmlns:oel="http://schemas.microsoft.com/office/2019/extlst" xmlns:r="http://schemas.openxmlformats.org/officeDocument/2006/relationships" xmlns:m="http://schemas.openxmlformats.org/officeDocument/2006/math" xmlns:v="urn:schemas-microsoft-com:vml" xmlns:wp14="http://schemas.microsoft.com/office/word/2010/wordprocessingDrawing" xmlns:wp="http://schemas.openxmlformats.org/drawingml/2006/wordprocessingDrawing" xmlns:w10="urn:schemas-microsoft-com:office:word" xmlns:w="http://schemas.openxmlformats.org/wordprocessingml/2006/main" xmlns:w14="http://schemas.microsoft.com/office/word/2010/wordml" xmlns:w15="http://schemas.microsoft.com/office/word/2012/wordml" xmlns:w16cex="http://schemas.microsoft.com/office/word/2018/wordml/cex" xmlns:w16cid="http://schemas.microsoft.com/office/word/2016/wordml/cid" xmlns:w16="http://schemas.microsoft.com/office/word/2018/wordml" xmlns:w16sdtdh="http://schemas.microsoft.com/office/word/2020/wordml/sdtdatahash" xmlns:w16se="http://schemas.microsoft.com/office/word/2015/wordml/symex" xmlns:wpg="http://schemas.microsoft.com/office/word/2010/wordprocessingGroup" xmlns:wpi="http://schemas.microsoft.com/office/word/2010/wordprocessingInk" xmlns:wne="http://schemas.microsoft.com/office/word/2006/wordml" xmlns:wps="http://schemas.microsoft.com/office/word/2010/wordprocessingShape" mc:Ignorable="w14 w15 w16se w16cid w16 w16cex w16sdtdh wp14">
+<w:numbering xmlns:wpc="http://schemas.microsoft.com/office/word/2010/wordprocessingCanvas" xmlns:cx="http://schemas.microsoft.com/office/drawing/2014/chartex" xmlns:cx1="http://schemas.microsoft.com/office/drawing/2015/9/8/chartex" xmlns:cx2="http://schemas.microsoft.com/office/drawing/2015/10/21/chartex" xmlns:cx3="http://schemas.microsoft.com/office/drawing/2016/5/9/chartex" xmlns:cx4="http://schemas.microsoft.com/office/drawing/2016/5/10/chartex" xmlns:cx5="http://schemas.microsoft.com/office/drawing/2016/5/11/chartex" xmlns:cx6="http://schemas.microsoft.com/office/drawing/2016/5/12/chartex" xmlns:cx7="http://schemas.microsoft.com/office/drawing/2016/5/13/chartex" xmlns:cx8="http://schemas.microsoft.com/office/drawing/2016/5/14/chartex" xmlns:mc="http://schemas.openxmlformats.org/markup-compatibility/2006" xmlns:aink="http://schemas.microsoft.com/office/drawing/2016/ink" xmlns:am3d="http://schemas.microsoft.com/office/drawing/2017/model3d" xmlns:o="urn:schemas-microsoft-com:office:office" xmlns:r="http://schemas.openxmlformats.org/officeDocument/2006/relationships" xmlns:m="http://schemas.openxmlformats.org/officeDocument/2006/math" xmlns:v="urn:schemas-microsoft-com:vml" xmlns:wp14="http://schemas.microsoft.com/office/word/2010/wordprocessingDrawing" xmlns:wp="http://schemas.openxmlformats.org/drawingml/2006/wordprocessingDrawing" xmlns:w10="urn:schemas-microsoft-com:office:word" xmlns:w="http://schemas.openxmlformats.org/wordprocessingml/2006/main" xmlns:w14="http://schemas.microsoft.com/office/word/2010/wordml" xmlns:w15="http://schemas.microsoft.com/office/word/2012/wordml" xmlns:w16cex="http://schemas.microsoft.com/office/word/2018/wordml/cex" xmlns:w16cid="http://schemas.microsoft.com/office/word/2016/wordml/cid" xmlns:w16="http://schemas.microsoft.com/office/word/2018/wordml" xmlns:w16sdtdh="http://schemas.microsoft.com/office/word/2020/wordml/sdtdatahash" xmlns:w16se="http://schemas.microsoft.com/office/word/2015/wordml/symex" xmlns:wpg="http://schemas.microsoft.com/office/word/2010/wordprocessingGroup" xmlns:wpi="http://schemas.microsoft.com/office/word/2010/wordprocessingInk" xmlns:wne="http://schemas.microsoft.com/office/word/2006/wordml" xmlns:wps="http://schemas.microsoft.com/office/word/2010/wordprocessingShape" mc:Ignorable="w14 w15 w16se w16cid w16 w16cex w16sdtdh wp14">
   <w:abstractNum w:abstractNumId="0" w15:restartNumberingAfterBreak="0">
     <w:nsid w:val="00405290"/>
     <w:multiLevelType w:val="hybridMultilevel"/>
@@ -1813,92 +1420,6 @@
     </w:lvl>
   </w:abstractNum>
   <w:abstractNum w:abstractNumId="7" w15:restartNumberingAfterBreak="0">
-    <w:nsid w:val="2A617B3C"/>
-    <w:multiLevelType w:val="hybridMultilevel"/>
-    <w:tmpl w:val="18CEF2A4"/>
-    <w:lvl w:ilvl="0" w:tplc="0422000F">
-      <w:start w:val="1"/>
-      <w:numFmt w:val="decimal"/>
-      <w:lvlText w:val="%1."/>
-      <w:lvlJc w:val="left"/>
-      <w:pPr>
-        <w:ind w:left="720" w:hanging="360"/>
-      </w:pPr>
-    </w:lvl>
-    <w:lvl w:ilvl="1" w:tplc="04220019" w:tentative="1">
-      <w:start w:val="1"/>
-      <w:numFmt w:val="lowerLetter"/>
-      <w:lvlText w:val="%2."/>
-      <w:lvlJc w:val="left"/>
-      <w:pPr>
-        <w:ind w:left="1440" w:hanging="360"/>
-      </w:pPr>
-    </w:lvl>
-    <w:lvl w:ilvl="2" w:tplc="0422001B" w:tentative="1">
-      <w:start w:val="1"/>
-      <w:numFmt w:val="lowerRoman"/>
-      <w:lvlText w:val="%3."/>
-      <w:lvlJc w:val="right"/>
-      <w:pPr>
-        <w:ind w:left="2160" w:hanging="180"/>
-      </w:pPr>
-    </w:lvl>
-    <w:lvl w:ilvl="3" w:tplc="0422000F" w:tentative="1">
-      <w:start w:val="1"/>
-      <w:numFmt w:val="decimal"/>
-      <w:lvlText w:val="%4."/>
-      <w:lvlJc w:val="left"/>
-      <w:pPr>
-        <w:ind w:left="2880" w:hanging="360"/>
-      </w:pPr>
-    </w:lvl>
-    <w:lvl w:ilvl="4" w:tplc="04220019" w:tentative="1">
-      <w:start w:val="1"/>
-      <w:numFmt w:val="lowerLetter"/>
-      <w:lvlText w:val="%5."/>
-      <w:lvlJc w:val="left"/>
-      <w:pPr>
-        <w:ind w:left="3600" w:hanging="360"/>
-      </w:pPr>
-    </w:lvl>
-    <w:lvl w:ilvl="5" w:tplc="0422001B" w:tentative="1">
-      <w:start w:val="1"/>
-      <w:numFmt w:val="lowerRoman"/>
-      <w:lvlText w:val="%6."/>
-      <w:lvlJc w:val="right"/>
-      <w:pPr>
-        <w:ind w:left="4320" w:hanging="180"/>
-      </w:pPr>
-    </w:lvl>
-    <w:lvl w:ilvl="6" w:tplc="0422000F" w:tentative="1">
-      <w:start w:val="1"/>
-      <w:numFmt w:val="decimal"/>
-      <w:lvlText w:val="%7."/>
-      <w:lvlJc w:val="left"/>
-      <w:pPr>
-        <w:ind w:left="5040" w:hanging="360"/>
-      </w:pPr>
-    </w:lvl>
-    <w:lvl w:ilvl="7" w:tplc="04220019" w:tentative="1">
-      <w:start w:val="1"/>
-      <w:numFmt w:val="lowerLetter"/>
-      <w:lvlText w:val="%8."/>
-      <w:lvlJc w:val="left"/>
-      <w:pPr>
-        <w:ind w:left="5760" w:hanging="360"/>
-      </w:pPr>
-    </w:lvl>
-    <w:lvl w:ilvl="8" w:tplc="0422001B" w:tentative="1">
-      <w:start w:val="1"/>
-      <w:numFmt w:val="lowerRoman"/>
-      <w:lvlText w:val="%9."/>
-      <w:lvlJc w:val="right"/>
-      <w:pPr>
-        <w:ind w:left="6480" w:hanging="180"/>
-      </w:pPr>
-    </w:lvl>
-  </w:abstractNum>
-  <w:abstractNum w:abstractNumId="8" w15:restartNumberingAfterBreak="0">
     <w:nsid w:val="2EB3542A"/>
     <w:multiLevelType w:val="hybridMultilevel"/>
     <w:tmpl w:val="36B2AF28"/>
@@ -2009,6 +1530,97 @@
       <w:rPr>
         <w:rFonts w:ascii="Wingdings" w:hAnsi="Wingdings" w:hint="default"/>
       </w:rPr>
+    </w:lvl>
+  </w:abstractNum>
+  <w:abstractNum w:abstractNumId="8" w15:restartNumberingAfterBreak="0">
+    <w:nsid w:val="3B7654B4"/>
+    <w:multiLevelType w:val="hybridMultilevel"/>
+    <w:tmpl w:val="255CA332"/>
+    <w:lvl w:ilvl="0" w:tplc="E0CA68F0">
+      <w:start w:val="1"/>
+      <w:numFmt w:val="decimal"/>
+      <w:lvlText w:val="%1."/>
+      <w:lvlJc w:val="left"/>
+      <w:pPr>
+        <w:ind w:left="720" w:hanging="360"/>
+      </w:pPr>
+      <w:rPr>
+        <w:rFonts w:hint="default"/>
+        <w:b w:val="0"/>
+        <w:sz w:val="28"/>
+      </w:rPr>
+    </w:lvl>
+    <w:lvl w:ilvl="1" w:tplc="04220019" w:tentative="1">
+      <w:start w:val="1"/>
+      <w:numFmt w:val="lowerLetter"/>
+      <w:lvlText w:val="%2."/>
+      <w:lvlJc w:val="left"/>
+      <w:pPr>
+        <w:ind w:left="1440" w:hanging="360"/>
+      </w:pPr>
+    </w:lvl>
+    <w:lvl w:ilvl="2" w:tplc="0422001B" w:tentative="1">
+      <w:start w:val="1"/>
+      <w:numFmt w:val="lowerRoman"/>
+      <w:lvlText w:val="%3."/>
+      <w:lvlJc w:val="right"/>
+      <w:pPr>
+        <w:ind w:left="2160" w:hanging="180"/>
+      </w:pPr>
+    </w:lvl>
+    <w:lvl w:ilvl="3" w:tplc="0422000F" w:tentative="1">
+      <w:start w:val="1"/>
+      <w:numFmt w:val="decimal"/>
+      <w:lvlText w:val="%4."/>
+      <w:lvlJc w:val="left"/>
+      <w:pPr>
+        <w:ind w:left="2880" w:hanging="360"/>
+      </w:pPr>
+    </w:lvl>
+    <w:lvl w:ilvl="4" w:tplc="04220019" w:tentative="1">
+      <w:start w:val="1"/>
+      <w:numFmt w:val="lowerLetter"/>
+      <w:lvlText w:val="%5."/>
+      <w:lvlJc w:val="left"/>
+      <w:pPr>
+        <w:ind w:left="3600" w:hanging="360"/>
+      </w:pPr>
+    </w:lvl>
+    <w:lvl w:ilvl="5" w:tplc="0422001B" w:tentative="1">
+      <w:start w:val="1"/>
+      <w:numFmt w:val="lowerRoman"/>
+      <w:lvlText w:val="%6."/>
+      <w:lvlJc w:val="right"/>
+      <w:pPr>
+        <w:ind w:left="4320" w:hanging="180"/>
+      </w:pPr>
+    </w:lvl>
+    <w:lvl w:ilvl="6" w:tplc="0422000F" w:tentative="1">
+      <w:start w:val="1"/>
+      <w:numFmt w:val="decimal"/>
+      <w:lvlText w:val="%7."/>
+      <w:lvlJc w:val="left"/>
+      <w:pPr>
+        <w:ind w:left="5040" w:hanging="360"/>
+      </w:pPr>
+    </w:lvl>
+    <w:lvl w:ilvl="7" w:tplc="04220019" w:tentative="1">
+      <w:start w:val="1"/>
+      <w:numFmt w:val="lowerLetter"/>
+      <w:lvlText w:val="%8."/>
+      <w:lvlJc w:val="left"/>
+      <w:pPr>
+        <w:ind w:left="5760" w:hanging="360"/>
+      </w:pPr>
+    </w:lvl>
+    <w:lvl w:ilvl="8" w:tplc="0422001B" w:tentative="1">
+      <w:start w:val="1"/>
+      <w:numFmt w:val="lowerRoman"/>
+      <w:lvlText w:val="%9."/>
+      <w:lvlJc w:val="right"/>
+      <w:pPr>
+        <w:ind w:left="6480" w:hanging="180"/>
+      </w:pPr>
     </w:lvl>
   </w:abstractNum>
   <w:abstractNum w:abstractNumId="9" w15:restartNumberingAfterBreak="0">
@@ -3047,6 +2659,120 @@
     </w:lvl>
   </w:abstractNum>
   <w:abstractNum w:abstractNumId="19" w15:restartNumberingAfterBreak="0">
+    <w:nsid w:val="58D11D26"/>
+    <w:multiLevelType w:val="hybridMultilevel"/>
+    <w:tmpl w:val="7436A274"/>
+    <w:lvl w:ilvl="0" w:tplc="750CBFB8">
+      <w:numFmt w:val="bullet"/>
+      <w:lvlText w:val="-"/>
+      <w:lvlJc w:val="left"/>
+      <w:pPr>
+        <w:ind w:left="1080" w:hanging="360"/>
+      </w:pPr>
+      <w:rPr>
+        <w:rFonts w:ascii="Times New Roman" w:eastAsiaTheme="minorHAnsi" w:hAnsi="Times New Roman" w:cs="Times New Roman" w:hint="default"/>
+        <w:b w:val="0"/>
+        <w:sz w:val="28"/>
+      </w:rPr>
+    </w:lvl>
+    <w:lvl w:ilvl="1" w:tplc="04220003" w:tentative="1">
+      <w:start w:val="1"/>
+      <w:numFmt w:val="bullet"/>
+      <w:lvlText w:val="o"/>
+      <w:lvlJc w:val="left"/>
+      <w:pPr>
+        <w:ind w:left="1800" w:hanging="360"/>
+      </w:pPr>
+      <w:rPr>
+        <w:rFonts w:ascii="Courier New" w:hAnsi="Courier New" w:cs="Courier New" w:hint="default"/>
+      </w:rPr>
+    </w:lvl>
+    <w:lvl w:ilvl="2" w:tplc="04220005" w:tentative="1">
+      <w:start w:val="1"/>
+      <w:numFmt w:val="bullet"/>
+      <w:lvlText w:val=""/>
+      <w:lvlJc w:val="left"/>
+      <w:pPr>
+        <w:ind w:left="2520" w:hanging="360"/>
+      </w:pPr>
+      <w:rPr>
+        <w:rFonts w:ascii="Wingdings" w:hAnsi="Wingdings" w:hint="default"/>
+      </w:rPr>
+    </w:lvl>
+    <w:lvl w:ilvl="3" w:tplc="04220001" w:tentative="1">
+      <w:start w:val="1"/>
+      <w:numFmt w:val="bullet"/>
+      <w:lvlText w:val=""/>
+      <w:lvlJc w:val="left"/>
+      <w:pPr>
+        <w:ind w:left="3240" w:hanging="360"/>
+      </w:pPr>
+      <w:rPr>
+        <w:rFonts w:ascii="Symbol" w:hAnsi="Symbol" w:hint="default"/>
+      </w:rPr>
+    </w:lvl>
+    <w:lvl w:ilvl="4" w:tplc="04220003" w:tentative="1">
+      <w:start w:val="1"/>
+      <w:numFmt w:val="bullet"/>
+      <w:lvlText w:val="o"/>
+      <w:lvlJc w:val="left"/>
+      <w:pPr>
+        <w:ind w:left="3960" w:hanging="360"/>
+      </w:pPr>
+      <w:rPr>
+        <w:rFonts w:ascii="Courier New" w:hAnsi="Courier New" w:cs="Courier New" w:hint="default"/>
+      </w:rPr>
+    </w:lvl>
+    <w:lvl w:ilvl="5" w:tplc="04220005" w:tentative="1">
+      <w:start w:val="1"/>
+      <w:numFmt w:val="bullet"/>
+      <w:lvlText w:val=""/>
+      <w:lvlJc w:val="left"/>
+      <w:pPr>
+        <w:ind w:left="4680" w:hanging="360"/>
+      </w:pPr>
+      <w:rPr>
+        <w:rFonts w:ascii="Wingdings" w:hAnsi="Wingdings" w:hint="default"/>
+      </w:rPr>
+    </w:lvl>
+    <w:lvl w:ilvl="6" w:tplc="04220001" w:tentative="1">
+      <w:start w:val="1"/>
+      <w:numFmt w:val="bullet"/>
+      <w:lvlText w:val=""/>
+      <w:lvlJc w:val="left"/>
+      <w:pPr>
+        <w:ind w:left="5400" w:hanging="360"/>
+      </w:pPr>
+      <w:rPr>
+        <w:rFonts w:ascii="Symbol" w:hAnsi="Symbol" w:hint="default"/>
+      </w:rPr>
+    </w:lvl>
+    <w:lvl w:ilvl="7" w:tplc="04220003" w:tentative="1">
+      <w:start w:val="1"/>
+      <w:numFmt w:val="bullet"/>
+      <w:lvlText w:val="o"/>
+      <w:lvlJc w:val="left"/>
+      <w:pPr>
+        <w:ind w:left="6120" w:hanging="360"/>
+      </w:pPr>
+      <w:rPr>
+        <w:rFonts w:ascii="Courier New" w:hAnsi="Courier New" w:cs="Courier New" w:hint="default"/>
+      </w:rPr>
+    </w:lvl>
+    <w:lvl w:ilvl="8" w:tplc="04220005" w:tentative="1">
+      <w:start w:val="1"/>
+      <w:numFmt w:val="bullet"/>
+      <w:lvlText w:val=""/>
+      <w:lvlJc w:val="left"/>
+      <w:pPr>
+        <w:ind w:left="6840" w:hanging="360"/>
+      </w:pPr>
+      <w:rPr>
+        <w:rFonts w:ascii="Wingdings" w:hAnsi="Wingdings" w:hint="default"/>
+      </w:rPr>
+    </w:lvl>
+  </w:abstractNum>
+  <w:abstractNum w:abstractNumId="20" w15:restartNumberingAfterBreak="0">
     <w:nsid w:val="64136DE8"/>
     <w:multiLevelType w:val="hybridMultilevel"/>
     <w:tmpl w:val="BCE676D8"/>
@@ -3159,7 +2885,7 @@
       </w:rPr>
     </w:lvl>
   </w:abstractNum>
-  <w:abstractNum w:abstractNumId="20" w15:restartNumberingAfterBreak="0">
+  <w:abstractNum w:abstractNumId="21" w15:restartNumberingAfterBreak="0">
     <w:nsid w:val="65565221"/>
     <w:multiLevelType w:val="hybridMultilevel"/>
     <w:tmpl w:val="B9D21B90"/>
@@ -3175,97 +2901,6 @@
         <w:rFonts w:eastAsiaTheme="minorHAnsi" w:hint="default"/>
         <w:b w:val="0"/>
         <w:color w:val="auto"/>
-        <w:sz w:val="28"/>
-      </w:rPr>
-    </w:lvl>
-    <w:lvl w:ilvl="1" w:tplc="04220019" w:tentative="1">
-      <w:start w:val="1"/>
-      <w:numFmt w:val="lowerLetter"/>
-      <w:lvlText w:val="%2."/>
-      <w:lvlJc w:val="left"/>
-      <w:pPr>
-        <w:ind w:left="1440" w:hanging="360"/>
-      </w:pPr>
-    </w:lvl>
-    <w:lvl w:ilvl="2" w:tplc="0422001B" w:tentative="1">
-      <w:start w:val="1"/>
-      <w:numFmt w:val="lowerRoman"/>
-      <w:lvlText w:val="%3."/>
-      <w:lvlJc w:val="right"/>
-      <w:pPr>
-        <w:ind w:left="2160" w:hanging="180"/>
-      </w:pPr>
-    </w:lvl>
-    <w:lvl w:ilvl="3" w:tplc="0422000F" w:tentative="1">
-      <w:start w:val="1"/>
-      <w:numFmt w:val="decimal"/>
-      <w:lvlText w:val="%4."/>
-      <w:lvlJc w:val="left"/>
-      <w:pPr>
-        <w:ind w:left="2880" w:hanging="360"/>
-      </w:pPr>
-    </w:lvl>
-    <w:lvl w:ilvl="4" w:tplc="04220019" w:tentative="1">
-      <w:start w:val="1"/>
-      <w:numFmt w:val="lowerLetter"/>
-      <w:lvlText w:val="%5."/>
-      <w:lvlJc w:val="left"/>
-      <w:pPr>
-        <w:ind w:left="3600" w:hanging="360"/>
-      </w:pPr>
-    </w:lvl>
-    <w:lvl w:ilvl="5" w:tplc="0422001B" w:tentative="1">
-      <w:start w:val="1"/>
-      <w:numFmt w:val="lowerRoman"/>
-      <w:lvlText w:val="%6."/>
-      <w:lvlJc w:val="right"/>
-      <w:pPr>
-        <w:ind w:left="4320" w:hanging="180"/>
-      </w:pPr>
-    </w:lvl>
-    <w:lvl w:ilvl="6" w:tplc="0422000F" w:tentative="1">
-      <w:start w:val="1"/>
-      <w:numFmt w:val="decimal"/>
-      <w:lvlText w:val="%7."/>
-      <w:lvlJc w:val="left"/>
-      <w:pPr>
-        <w:ind w:left="5040" w:hanging="360"/>
-      </w:pPr>
-    </w:lvl>
-    <w:lvl w:ilvl="7" w:tplc="04220019" w:tentative="1">
-      <w:start w:val="1"/>
-      <w:numFmt w:val="lowerLetter"/>
-      <w:lvlText w:val="%8."/>
-      <w:lvlJc w:val="left"/>
-      <w:pPr>
-        <w:ind w:left="5760" w:hanging="360"/>
-      </w:pPr>
-    </w:lvl>
-    <w:lvl w:ilvl="8" w:tplc="0422001B" w:tentative="1">
-      <w:start w:val="1"/>
-      <w:numFmt w:val="lowerRoman"/>
-      <w:lvlText w:val="%9."/>
-      <w:lvlJc w:val="right"/>
-      <w:pPr>
-        <w:ind w:left="6480" w:hanging="180"/>
-      </w:pPr>
-    </w:lvl>
-  </w:abstractNum>
-  <w:abstractNum w:abstractNumId="21" w15:restartNumberingAfterBreak="0">
-    <w:nsid w:val="67D65A1E"/>
-    <w:multiLevelType w:val="hybridMultilevel"/>
-    <w:tmpl w:val="03DEC2D4"/>
-    <w:lvl w:ilvl="0" w:tplc="4D7CFF40">
-      <w:start w:val="1"/>
-      <w:numFmt w:val="decimal"/>
-      <w:lvlText w:val="%1."/>
-      <w:lvlJc w:val="left"/>
-      <w:pPr>
-        <w:ind w:left="1080" w:hanging="720"/>
-      </w:pPr>
-      <w:rPr>
-        <w:rFonts w:hint="default"/>
-        <w:b w:val="0"/>
         <w:sz w:val="28"/>
       </w:rPr>
     </w:lvl>
@@ -3432,6 +3067,97 @@
     </w:lvl>
   </w:abstractNum>
   <w:abstractNum w:abstractNumId="23" w15:restartNumberingAfterBreak="0">
+    <w:nsid w:val="71466CBB"/>
+    <w:multiLevelType w:val="hybridMultilevel"/>
+    <w:tmpl w:val="4F1C4E50"/>
+    <w:lvl w:ilvl="0" w:tplc="B1522F3E">
+      <w:start w:val="1"/>
+      <w:numFmt w:val="decimal"/>
+      <w:lvlText w:val="%1."/>
+      <w:lvlJc w:val="left"/>
+      <w:pPr>
+        <w:ind w:left="720" w:hanging="360"/>
+      </w:pPr>
+      <w:rPr>
+        <w:rFonts w:hint="default"/>
+        <w:b w:val="0"/>
+        <w:bCs w:val="0"/>
+      </w:rPr>
+    </w:lvl>
+    <w:lvl w:ilvl="1" w:tplc="04220019" w:tentative="1">
+      <w:start w:val="1"/>
+      <w:numFmt w:val="lowerLetter"/>
+      <w:lvlText w:val="%2."/>
+      <w:lvlJc w:val="left"/>
+      <w:pPr>
+        <w:ind w:left="1440" w:hanging="360"/>
+      </w:pPr>
+    </w:lvl>
+    <w:lvl w:ilvl="2" w:tplc="0422001B" w:tentative="1">
+      <w:start w:val="1"/>
+      <w:numFmt w:val="lowerRoman"/>
+      <w:lvlText w:val="%3."/>
+      <w:lvlJc w:val="right"/>
+      <w:pPr>
+        <w:ind w:left="2160" w:hanging="180"/>
+      </w:pPr>
+    </w:lvl>
+    <w:lvl w:ilvl="3" w:tplc="0422000F" w:tentative="1">
+      <w:start w:val="1"/>
+      <w:numFmt w:val="decimal"/>
+      <w:lvlText w:val="%4."/>
+      <w:lvlJc w:val="left"/>
+      <w:pPr>
+        <w:ind w:left="2880" w:hanging="360"/>
+      </w:pPr>
+    </w:lvl>
+    <w:lvl w:ilvl="4" w:tplc="04220019" w:tentative="1">
+      <w:start w:val="1"/>
+      <w:numFmt w:val="lowerLetter"/>
+      <w:lvlText w:val="%5."/>
+      <w:lvlJc w:val="left"/>
+      <w:pPr>
+        <w:ind w:left="3600" w:hanging="360"/>
+      </w:pPr>
+    </w:lvl>
+    <w:lvl w:ilvl="5" w:tplc="0422001B" w:tentative="1">
+      <w:start w:val="1"/>
+      <w:numFmt w:val="lowerRoman"/>
+      <w:lvlText w:val="%6."/>
+      <w:lvlJc w:val="right"/>
+      <w:pPr>
+        <w:ind w:left="4320" w:hanging="180"/>
+      </w:pPr>
+    </w:lvl>
+    <w:lvl w:ilvl="6" w:tplc="0422000F" w:tentative="1">
+      <w:start w:val="1"/>
+      <w:numFmt w:val="decimal"/>
+      <w:lvlText w:val="%7."/>
+      <w:lvlJc w:val="left"/>
+      <w:pPr>
+        <w:ind w:left="5040" w:hanging="360"/>
+      </w:pPr>
+    </w:lvl>
+    <w:lvl w:ilvl="7" w:tplc="04220019" w:tentative="1">
+      <w:start w:val="1"/>
+      <w:numFmt w:val="lowerLetter"/>
+      <w:lvlText w:val="%8."/>
+      <w:lvlJc w:val="left"/>
+      <w:pPr>
+        <w:ind w:left="5760" w:hanging="360"/>
+      </w:pPr>
+    </w:lvl>
+    <w:lvl w:ilvl="8" w:tplc="0422001B" w:tentative="1">
+      <w:start w:val="1"/>
+      <w:numFmt w:val="lowerRoman"/>
+      <w:lvlText w:val="%9."/>
+      <w:lvlJc w:val="right"/>
+      <w:pPr>
+        <w:ind w:left="6480" w:hanging="180"/>
+      </w:pPr>
+    </w:lvl>
+  </w:abstractNum>
+  <w:abstractNum w:abstractNumId="24" w15:restartNumberingAfterBreak="0">
     <w:nsid w:val="71C60E0B"/>
     <w:multiLevelType w:val="hybridMultilevel"/>
     <w:tmpl w:val="D47C500E"/>
@@ -3544,7 +3270,7 @@
       </w:rPr>
     </w:lvl>
   </w:abstractNum>
-  <w:abstractNum w:abstractNumId="24" w15:restartNumberingAfterBreak="0">
+  <w:abstractNum w:abstractNumId="25" w15:restartNumberingAfterBreak="0">
     <w:nsid w:val="72A44A3C"/>
     <w:multiLevelType w:val="hybridMultilevel"/>
     <w:tmpl w:val="40DA4842"/>
@@ -3657,7 +3383,7 @@
       </w:rPr>
     </w:lvl>
   </w:abstractNum>
-  <w:abstractNum w:abstractNumId="25" w15:restartNumberingAfterBreak="0">
+  <w:abstractNum w:abstractNumId="26" w15:restartNumberingAfterBreak="0">
     <w:nsid w:val="73C5168C"/>
     <w:multiLevelType w:val="hybridMultilevel"/>
     <w:tmpl w:val="FFBC5C3A"/>
@@ -3770,7 +3496,7 @@
       </w:rPr>
     </w:lvl>
   </w:abstractNum>
-  <w:abstractNum w:abstractNumId="26" w15:restartNumberingAfterBreak="0">
+  <w:abstractNum w:abstractNumId="27" w15:restartNumberingAfterBreak="0">
     <w:nsid w:val="764E71A5"/>
     <w:multiLevelType w:val="hybridMultilevel"/>
     <w:tmpl w:val="EEDE63C2"/>
@@ -3859,7 +3585,7 @@
       </w:pPr>
     </w:lvl>
   </w:abstractNum>
-  <w:abstractNum w:abstractNumId="27" w15:restartNumberingAfterBreak="0">
+  <w:abstractNum w:abstractNumId="28" w15:restartNumberingAfterBreak="0">
     <w:nsid w:val="77490E1C"/>
     <w:multiLevelType w:val="hybridMultilevel"/>
     <w:tmpl w:val="F00C7F98"/>
@@ -3951,7 +3677,7 @@
       </w:pPr>
     </w:lvl>
   </w:abstractNum>
-  <w:abstractNum w:abstractNumId="28" w15:restartNumberingAfterBreak="0">
+  <w:abstractNum w:abstractNumId="29" w15:restartNumberingAfterBreak="0">
     <w:nsid w:val="781B02FD"/>
     <w:multiLevelType w:val="hybridMultilevel"/>
     <w:tmpl w:val="027250D4"/>
@@ -4043,7 +3769,7 @@
       </w:pPr>
     </w:lvl>
   </w:abstractNum>
-  <w:abstractNum w:abstractNumId="29" w15:restartNumberingAfterBreak="0">
+  <w:abstractNum w:abstractNumId="30" w15:restartNumberingAfterBreak="0">
     <w:nsid w:val="7A781F51"/>
     <w:multiLevelType w:val="hybridMultilevel"/>
     <w:tmpl w:val="5ACEF574"/>
@@ -4129,7 +3855,7 @@
       </w:pPr>
     </w:lvl>
   </w:abstractNum>
-  <w:abstractNum w:abstractNumId="30" w15:restartNumberingAfterBreak="0">
+  <w:abstractNum w:abstractNumId="31" w15:restartNumberingAfterBreak="0">
     <w:nsid w:val="7EBB3039"/>
     <w:multiLevelType w:val="hybridMultilevel"/>
     <w:tmpl w:val="5DCAA6A6"/>
@@ -4242,98 +3968,101 @@
       </w:rPr>
     </w:lvl>
   </w:abstractNum>
-  <w:num w:numId="1" w16cid:durableId="1197935132">
+  <w:num w:numId="1">
+    <w:abstractNumId w:val="7"/>
+  </w:num>
+  <w:num w:numId="2">
+    <w:abstractNumId w:val="20"/>
+  </w:num>
+  <w:num w:numId="3">
+    <w:abstractNumId w:val="18"/>
+  </w:num>
+  <w:num w:numId="4">
+    <w:abstractNumId w:val="26"/>
+  </w:num>
+  <w:num w:numId="5">
+    <w:abstractNumId w:val="15"/>
+  </w:num>
+  <w:num w:numId="6">
+    <w:abstractNumId w:val="3"/>
+  </w:num>
+  <w:num w:numId="7">
+    <w:abstractNumId w:val="12"/>
+  </w:num>
+  <w:num w:numId="8">
+    <w:abstractNumId w:val="5"/>
+  </w:num>
+  <w:num w:numId="9">
+    <w:abstractNumId w:val="6"/>
+  </w:num>
+  <w:num w:numId="10">
+    <w:abstractNumId w:val="11"/>
+  </w:num>
+  <w:num w:numId="11">
+    <w:abstractNumId w:val="22"/>
+  </w:num>
+  <w:num w:numId="12">
+    <w:abstractNumId w:val="25"/>
+  </w:num>
+  <w:num w:numId="13">
+    <w:abstractNumId w:val="14"/>
+  </w:num>
+  <w:num w:numId="14">
+    <w:abstractNumId w:val="2"/>
+  </w:num>
+  <w:num w:numId="15">
+    <w:abstractNumId w:val="31"/>
+  </w:num>
+  <w:num w:numId="16">
+    <w:abstractNumId w:val="0"/>
+  </w:num>
+  <w:num w:numId="17">
+    <w:abstractNumId w:val="1"/>
+  </w:num>
+  <w:num w:numId="18">
+    <w:abstractNumId w:val="28"/>
+  </w:num>
+  <w:num w:numId="19">
+    <w:abstractNumId w:val="16"/>
+  </w:num>
+  <w:num w:numId="20">
+    <w:abstractNumId w:val="17"/>
+  </w:num>
+  <w:num w:numId="21">
+    <w:abstractNumId w:val="29"/>
+  </w:num>
+  <w:num w:numId="22">
+    <w:abstractNumId w:val="21"/>
+  </w:num>
+  <w:num w:numId="23">
+    <w:abstractNumId w:val="10"/>
+  </w:num>
+  <w:num w:numId="24">
+    <w:abstractNumId w:val="30"/>
+  </w:num>
+  <w:num w:numId="25">
+    <w:abstractNumId w:val="4"/>
+  </w:num>
+  <w:num w:numId="26">
+    <w:abstractNumId w:val="24"/>
+  </w:num>
+  <w:num w:numId="27">
+    <w:abstractNumId w:val="13"/>
+  </w:num>
+  <w:num w:numId="28">
+    <w:abstractNumId w:val="27"/>
+  </w:num>
+  <w:num w:numId="29">
+    <w:abstractNumId w:val="9"/>
+  </w:num>
+  <w:num w:numId="30">
+    <w:abstractNumId w:val="23"/>
+  </w:num>
+  <w:num w:numId="31">
     <w:abstractNumId w:val="8"/>
   </w:num>
-  <w:num w:numId="2" w16cid:durableId="9261028">
+  <w:num w:numId="32">
     <w:abstractNumId w:val="19"/>
-  </w:num>
-  <w:num w:numId="3" w16cid:durableId="1339194511">
-    <w:abstractNumId w:val="18"/>
-  </w:num>
-  <w:num w:numId="4" w16cid:durableId="352145632">
-    <w:abstractNumId w:val="25"/>
-  </w:num>
-  <w:num w:numId="5" w16cid:durableId="1555696823">
-    <w:abstractNumId w:val="15"/>
-  </w:num>
-  <w:num w:numId="6" w16cid:durableId="1644308455">
-    <w:abstractNumId w:val="3"/>
-  </w:num>
-  <w:num w:numId="7" w16cid:durableId="2080861220">
-    <w:abstractNumId w:val="12"/>
-  </w:num>
-  <w:num w:numId="8" w16cid:durableId="270865372">
-    <w:abstractNumId w:val="5"/>
-  </w:num>
-  <w:num w:numId="9" w16cid:durableId="744571005">
-    <w:abstractNumId w:val="6"/>
-  </w:num>
-  <w:num w:numId="10" w16cid:durableId="1035078909">
-    <w:abstractNumId w:val="11"/>
-  </w:num>
-  <w:num w:numId="11" w16cid:durableId="780606428">
-    <w:abstractNumId w:val="22"/>
-  </w:num>
-  <w:num w:numId="12" w16cid:durableId="826896328">
-    <w:abstractNumId w:val="24"/>
-  </w:num>
-  <w:num w:numId="13" w16cid:durableId="768236473">
-    <w:abstractNumId w:val="14"/>
-  </w:num>
-  <w:num w:numId="14" w16cid:durableId="1813449474">
-    <w:abstractNumId w:val="2"/>
-  </w:num>
-  <w:num w:numId="15" w16cid:durableId="612857784">
-    <w:abstractNumId w:val="30"/>
-  </w:num>
-  <w:num w:numId="16" w16cid:durableId="622426890">
-    <w:abstractNumId w:val="0"/>
-  </w:num>
-  <w:num w:numId="17" w16cid:durableId="2051029967">
-    <w:abstractNumId w:val="1"/>
-  </w:num>
-  <w:num w:numId="18" w16cid:durableId="239947042">
-    <w:abstractNumId w:val="27"/>
-  </w:num>
-  <w:num w:numId="19" w16cid:durableId="539711917">
-    <w:abstractNumId w:val="16"/>
-  </w:num>
-  <w:num w:numId="20" w16cid:durableId="795372580">
-    <w:abstractNumId w:val="17"/>
-  </w:num>
-  <w:num w:numId="21" w16cid:durableId="1552691641">
-    <w:abstractNumId w:val="28"/>
-  </w:num>
-  <w:num w:numId="22" w16cid:durableId="726949975">
-    <w:abstractNumId w:val="20"/>
-  </w:num>
-  <w:num w:numId="23" w16cid:durableId="1416584590">
-    <w:abstractNumId w:val="10"/>
-  </w:num>
-  <w:num w:numId="24" w16cid:durableId="1087730141">
-    <w:abstractNumId w:val="29"/>
-  </w:num>
-  <w:num w:numId="25" w16cid:durableId="398944536">
-    <w:abstractNumId w:val="4"/>
-  </w:num>
-  <w:num w:numId="26" w16cid:durableId="1892812679">
-    <w:abstractNumId w:val="23"/>
-  </w:num>
-  <w:num w:numId="27" w16cid:durableId="1764957664">
-    <w:abstractNumId w:val="13"/>
-  </w:num>
-  <w:num w:numId="28" w16cid:durableId="704990125">
-    <w:abstractNumId w:val="26"/>
-  </w:num>
-  <w:num w:numId="29" w16cid:durableId="1151559168">
-    <w:abstractNumId w:val="9"/>
-  </w:num>
-  <w:num w:numId="30" w16cid:durableId="1752656713">
-    <w:abstractNumId w:val="7"/>
-  </w:num>
-  <w:num w:numId="31" w16cid:durableId="1589802402">
-    <w:abstractNumId w:val="21"/>
   </w:num>
 </w:numbering>
 </file>
@@ -4744,6 +4473,7 @@
   <w:style w:type="character" w:default="1" w:styleId="a0">
     <w:name w:val="Default Paragraph Font"/>
     <w:uiPriority w:val="1"/>
+    <w:semiHidden/>
     <w:unhideWhenUsed/>
   </w:style>
   <w:style w:type="table" w:default="1" w:styleId="a1">
